--- a/pr-preview/pr-329/linear-algebra-complex.docx
+++ b/pr-preview/pr-329/linear-algebra-complex.docx
@@ -15,7 +15,7 @@
         <w:pStyle w:val="Date"/>
       </w:pPr>
       <w:r>
-        <w:t xml:space="preserve">Last modified: 2026-10-16 00:45:25 (PDT)</w:t>
+        <w:t xml:space="preserve">Last modified: 2026-10-16 01:54:17 (PDT)</w:t>
       </w:r>
     </w:p>
     <w:bookmarkStart w:id="38" w:name="sec-complex-vectors-matrices"/>

--- a/pr-preview/pr-329/linear-algebra-complex.docx
+++ b/pr-preview/pr-329/linear-algebra-complex.docx
@@ -15,7 +15,7 @@
         <w:pStyle w:val="Date"/>
       </w:pPr>
       <w:r>
-        <w:t xml:space="preserve">Last modified: 2026-10-16 01:54:17 (PDT)</w:t>
+        <w:t xml:space="preserve">Last modified: 2026-10-16 02:50:49 (PDT)</w:t>
       </w:r>
     </w:p>
     <w:bookmarkStart w:id="38" w:name="sec-complex-vectors-matrices"/>

--- a/pr-preview/pr-329/linear-algebra-complex.docx
+++ b/pr-preview/pr-329/linear-algebra-complex.docx
@@ -15,7 +15,7 @@
         <w:pStyle w:val="Date"/>
       </w:pPr>
       <w:r>
-        <w:t xml:space="preserve">Last modified: 2026-10-16 02:50:49 (PDT)</w:t>
+        <w:t xml:space="preserve">Last modified: 2026-10-16 04:03:03 (PDT)</w:t>
       </w:r>
     </w:p>
     <w:bookmarkStart w:id="38" w:name="sec-complex-vectors-matrices"/>
@@ -251,16 +251,21 @@
             <m:e>
               <m:limLow>
                 <m:e>
-                  <m:acc>
-                    <m:accPr>
-                      <m:chr m:val="̃"/>
-                    </m:accPr>
+                  <m:limLow>
                     <m:e>
                       <m:r>
                         <m:t>z</m:t>
                       </m:r>
                     </m:e>
-                  </m:acc>
+                    <m:lim>
+                      <m:r>
+                        <m:rPr>
+                          <m:sty m:val="p"/>
+                        </m:rPr>
+                        <m:t>∼</m:t>
+                      </m:r>
+                    </m:lim>
+                  </m:limLow>
                 </m:e>
                 <m:lim>
                   <m:r>
@@ -399,16 +404,21 @@
                       <m:pos m:val="top"/>
                     </m:barPr>
                     <m:e>
-                      <m:acc>
-                        <m:accPr>
-                          <m:chr m:val="̃"/>
-                        </m:accPr>
+                      <m:limLow>
                         <m:e>
                           <m:r>
                             <m:t>z</m:t>
                           </m:r>
                         </m:e>
-                      </m:acc>
+                        <m:lim>
+                          <m:r>
+                            <m:rPr>
+                              <m:sty m:val="p"/>
+                            </m:rPr>
+                            <m:t>∼</m:t>
+                          </m:r>
+                        </m:lim>
+                      </m:limLow>
                     </m:e>
                   </m:bar>
                 </m:e>
@@ -1391,16 +1401,21 @@
       <m:oMath>
         <m:sSup>
           <m:e>
-            <m:acc>
-              <m:accPr>
-                <m:chr m:val="̃"/>
-              </m:accPr>
+            <m:limLow>
               <m:e>
                 <m:r>
                   <m:t>x</m:t>
                 </m:r>
               </m:e>
-            </m:acc>
+              <m:lim>
+                <m:r>
+                  <m:rPr>
+                    <m:sty m:val="p"/>
+                  </m:rPr>
+                  <m:t>∼</m:t>
+                </m:r>
+              </m:lim>
+            </m:limLow>
           </m:e>
           <m:sup>
             <m:r>
@@ -2211,16 +2226,21 @@
         <w:t xml:space="preserve"> </w:t>
       </w:r>
       <m:oMath>
-        <m:acc>
-          <m:accPr>
-            <m:chr m:val="̃"/>
-          </m:accPr>
+        <m:limLow>
           <m:e>
             <m:r>
               <m:t>z</m:t>
             </m:r>
           </m:e>
-        </m:acc>
+          <m:lim>
+            <m:r>
+              <m:rPr>
+                <m:sty m:val="p"/>
+              </m:rPr>
+              <m:t>∼</m:t>
+            </m:r>
+          </m:lim>
+        </m:limLow>
         <m:r>
           <m:rPr>
             <m:sty m:val="p"/>
@@ -2279,16 +2299,21 @@
       <m:oMath>
         <m:sSup>
           <m:e>
-            <m:acc>
-              <m:accPr>
-                <m:chr m:val="̃"/>
-              </m:accPr>
+            <m:limLow>
               <m:e>
                 <m:r>
                   <m:t>z</m:t>
                 </m:r>
               </m:e>
-            </m:acc>
+              <m:lim>
+                <m:r>
+                  <m:rPr>
+                    <m:sty m:val="p"/>
+                  </m:rPr>
+                  <m:t>∼</m:t>
+                </m:r>
+              </m:lim>
+            </m:limLow>
           </m:e>
           <m:sup>
             <m:r>
@@ -5474,32 +5499,42 @@
             <m:grow/>
           </m:dPr>
           <m:e>
-            <m:acc>
-              <m:accPr>
-                <m:chr m:val="̃"/>
-              </m:accPr>
+            <m:limLow>
               <m:e>
                 <m:r>
                   <m:t>u</m:t>
                 </m:r>
               </m:e>
-            </m:acc>
+              <m:lim>
+                <m:r>
+                  <m:rPr>
+                    <m:sty m:val="p"/>
+                  </m:rPr>
+                  <m:t>∼</m:t>
+                </m:r>
+              </m:lim>
+            </m:limLow>
             <m:r>
               <m:rPr>
                 <m:sty m:val="p"/>
               </m:rPr>
               <m:t>,</m:t>
             </m:r>
-            <m:acc>
-              <m:accPr>
-                <m:chr m:val="̃"/>
-              </m:accPr>
+            <m:limLow>
               <m:e>
                 <m:r>
                   <m:t>v</m:t>
                 </m:r>
               </m:e>
-            </m:acc>
+              <m:lim>
+                <m:r>
+                  <m:rPr>
+                    <m:sty m:val="p"/>
+                  </m:rPr>
+                  <m:t>∼</m:t>
+                </m:r>
+              </m:lim>
+            </m:limLow>
           </m:e>
         </m:d>
         <m:r>
@@ -5526,16 +5561,21 @@
         </m:limUpp>
         <m:sSup>
           <m:e>
-            <m:acc>
-              <m:accPr>
-                <m:chr m:val="̃"/>
-              </m:accPr>
+            <m:limLow>
               <m:e>
                 <m:r>
                   <m:t>u</m:t>
                 </m:r>
               </m:e>
-            </m:acc>
+              <m:lim>
+                <m:r>
+                  <m:rPr>
+                    <m:sty m:val="p"/>
+                  </m:rPr>
+                  <m:t>∼</m:t>
+                </m:r>
+              </m:lim>
+            </m:limLow>
           </m:e>
           <m:sup>
             <m:r>
@@ -5547,16 +5587,21 @@
             </m:r>
           </m:sup>
         </m:sSup>
-        <m:acc>
-          <m:accPr>
-            <m:chr m:val="̃"/>
-          </m:accPr>
+        <m:limLow>
           <m:e>
             <m:r>
               <m:t>v</m:t>
             </m:r>
           </m:e>
-        </m:acc>
+          <m:lim>
+            <m:r>
+              <m:rPr>
+                <m:sty m:val="p"/>
+              </m:rPr>
+              <m:t>∼</m:t>
+            </m:r>
+          </m:lim>
+        </m:limLow>
       </m:oMath>
       <w:r>
         <w:t xml:space="preserve">,</w:t>
@@ -5588,32 +5633,42 @@
                 </m:rPr>
                 <m:t>A</m:t>
               </m:r>
-              <m:acc>
-                <m:accPr>
-                  <m:chr m:val="̃"/>
-                </m:accPr>
+              <m:limLow>
                 <m:e>
                   <m:r>
                     <m:t>u</m:t>
                   </m:r>
                 </m:e>
-              </m:acc>
+                <m:lim>
+                  <m:r>
+                    <m:rPr>
+                      <m:sty m:val="p"/>
+                    </m:rPr>
+                    <m:t>∼</m:t>
+                  </m:r>
+                </m:lim>
+              </m:limLow>
               <m:r>
                 <m:rPr>
                   <m:sty m:val="p"/>
                 </m:rPr>
                 <m:t>,</m:t>
               </m:r>
-              <m:acc>
-                <m:accPr>
-                  <m:chr m:val="̃"/>
-                </m:accPr>
+              <m:limLow>
                 <m:e>
                   <m:r>
                     <m:t>v</m:t>
                   </m:r>
                 </m:e>
-              </m:acc>
+                <m:lim>
+                  <m:r>
+                    <m:rPr>
+                      <m:sty m:val="p"/>
+                    </m:rPr>
+                    <m:t>∼</m:t>
+                  </m:r>
+                </m:lim>
+              </m:limLow>
             </m:e>
           </m:d>
           <m:r>
@@ -5636,16 +5691,21 @@
               <m:grow/>
             </m:dPr>
             <m:e>
-              <m:acc>
-                <m:accPr>
-                  <m:chr m:val="̃"/>
-                </m:accPr>
+              <m:limLow>
                 <m:e>
                   <m:r>
                     <m:t>u</m:t>
                   </m:r>
                 </m:e>
-              </m:acc>
+                <m:lim>
+                  <m:r>
+                    <m:rPr>
+                      <m:sty m:val="p"/>
+                    </m:rPr>
+                    <m:t>∼</m:t>
+                  </m:r>
+                </m:lim>
+              </m:limLow>
               <m:r>
                 <m:rPr>
                   <m:sty m:val="p"/>
@@ -5671,16 +5731,21 @@
                   </m:r>
                 </m:sup>
               </m:sSup>
-              <m:acc>
-                <m:accPr>
-                  <m:chr m:val="̃"/>
-                </m:accPr>
+              <m:limLow>
                 <m:e>
                   <m:r>
                     <m:t>v</m:t>
                   </m:r>
                 </m:e>
-              </m:acc>
+                <m:lim>
+                  <m:r>
+                    <m:rPr>
+                      <m:sty m:val="p"/>
+                    </m:rPr>
+                    <m:t>∼</m:t>
+                  </m:r>
+                </m:lim>
+              </m:limLow>
             </m:e>
           </m:d>
           <m:r>
@@ -5696,16 +5761,21 @@
             </m:rPr>
             <m:t>for all </m:t>
           </m:r>
-          <m:acc>
-            <m:accPr>
-              <m:chr m:val="̃"/>
-            </m:accPr>
+          <m:limLow>
             <m:e>
               <m:r>
                 <m:t>u</m:t>
               </m:r>
             </m:e>
-          </m:acc>
+            <m:lim>
+              <m:r>
+                <m:rPr>
+                  <m:sty m:val="p"/>
+                </m:rPr>
+                <m:t>∼</m:t>
+              </m:r>
+            </m:lim>
+          </m:limLow>
           <m:r>
             <m:rPr>
               <m:sty m:val="p"/>
@@ -5735,16 +5805,21 @@
             </m:rPr>
             <m:t> and </m:t>
           </m:r>
-          <m:acc>
-            <m:accPr>
-              <m:chr m:val="̃"/>
-            </m:accPr>
+          <m:limLow>
             <m:e>
               <m:r>
                 <m:t>v</m:t>
               </m:r>
             </m:e>
-          </m:acc>
+            <m:lim>
+              <m:r>
+                <m:rPr>
+                  <m:sty m:val="p"/>
+                </m:rPr>
+                <m:t>∼</m:t>
+              </m:r>
+            </m:lim>
+          </m:limLow>
           <m:r>
             <m:rPr>
               <m:sty m:val="p"/>
@@ -5834,32 +5909,42 @@
                     </m:rPr>
                     <m:t>A</m:t>
                   </m:r>
-                  <m:acc>
-                    <m:accPr>
-                      <m:chr m:val="̃"/>
-                    </m:accPr>
+                  <m:limLow>
                     <m:e>
                       <m:r>
                         <m:t>u</m:t>
                       </m:r>
                     </m:e>
-                  </m:acc>
+                    <m:lim>
+                      <m:r>
+                        <m:rPr>
+                          <m:sty m:val="p"/>
+                        </m:rPr>
+                        <m:t>∼</m:t>
+                      </m:r>
+                    </m:lim>
+                  </m:limLow>
                   <m:r>
                     <m:rPr>
                       <m:sty m:val="p"/>
                     </m:rPr>
                     <m:t>,</m:t>
                   </m:r>
-                  <m:acc>
-                    <m:accPr>
-                      <m:chr m:val="̃"/>
-                    </m:accPr>
+                  <m:limLow>
                     <m:e>
                       <m:r>
                         <m:t>v</m:t>
                       </m:r>
                     </m:e>
-                  </m:acc>
+                    <m:lim>
+                      <m:r>
+                        <m:rPr>
+                          <m:sty m:val="p"/>
+                        </m:rPr>
+                        <m:t>∼</m:t>
+                      </m:r>
+                    </m:lim>
+                  </m:limLow>
                 </m:e>
               </m:d>
               <m:r>
@@ -5886,16 +5971,21 @@
                 </m:rPr>
                 <m:t>A</m:t>
               </m:r>
-              <m:acc>
-                <m:accPr>
-                  <m:chr m:val="̃"/>
-                </m:accPr>
+              <m:limLow>
                 <m:e>
                   <m:r>
                     <m:t>u</m:t>
                   </m:r>
                 </m:e>
-              </m:acc>
+                <m:lim>
+                  <m:r>
+                    <m:rPr>
+                      <m:sty m:val="p"/>
+                    </m:rPr>
+                    <m:t>∼</m:t>
+                  </m:r>
+                </m:lim>
+              </m:limLow>
               <m:sSup>
                 <m:e>
                   <m:r>
@@ -5915,16 +6005,21 @@
                   </m:r>
                 </m:sup>
               </m:sSup>
-              <m:acc>
-                <m:accPr>
-                  <m:chr m:val="̃"/>
-                </m:accPr>
+              <m:limLow>
                 <m:e>
                   <m:r>
                     <m:t>v</m:t>
                   </m:r>
                 </m:e>
-              </m:acc>
+                <m:lim>
+                  <m:r>
+                    <m:rPr>
+                      <m:sty m:val="p"/>
+                    </m:rPr>
+                    <m:t>∼</m:t>
+                  </m:r>
+                </m:lim>
+              </m:limLow>
               <m:r>
                 <m:t>&amp;</m:t>
               </m:r>
@@ -5957,16 +6052,21 @@
               </m:r>
               <m:sSup>
                 <m:e>
-                  <m:acc>
-                    <m:accPr>
-                      <m:chr m:val="̃"/>
-                    </m:accPr>
+                  <m:limLow>
                     <m:e>
                       <m:r>
                         <m:t>u</m:t>
                       </m:r>
                     </m:e>
-                  </m:acc>
+                    <m:lim>
+                      <m:r>
+                        <m:rPr>
+                          <m:sty m:val="p"/>
+                        </m:rPr>
+                        <m:t>∼</m:t>
+                      </m:r>
+                    </m:lim>
+                  </m:limLow>
                 </m:e>
                 <m:sup>
                   <m:r>
@@ -6003,16 +6103,21 @@
                 </m:rPr>
                 <m:t>)</m:t>
               </m:r>
-              <m:acc>
-                <m:accPr>
-                  <m:chr m:val="̃"/>
-                </m:accPr>
+              <m:limLow>
                 <m:e>
                   <m:r>
                     <m:t>v</m:t>
                   </m:r>
                 </m:e>
-              </m:acc>
+                <m:lim>
+                  <m:r>
+                    <m:rPr>
+                      <m:sty m:val="p"/>
+                    </m:rPr>
+                    <m:t>∼</m:t>
+                  </m:r>
+                </m:lim>
+              </m:limLow>
               <m:r>
                 <m:t>&amp;</m:t>
               </m:r>
@@ -6053,16 +6158,21 @@
               </m:r>
               <m:sSup>
                 <m:e>
-                  <m:acc>
-                    <m:accPr>
-                      <m:chr m:val="̃"/>
-                    </m:accPr>
+                  <m:limLow>
                     <m:e>
                       <m:r>
                         <m:t>u</m:t>
                       </m:r>
                     </m:e>
-                  </m:acc>
+                    <m:lim>
+                      <m:r>
+                        <m:rPr>
+                          <m:sty m:val="p"/>
+                        </m:rPr>
+                        <m:t>∼</m:t>
+                      </m:r>
+                    </m:lim>
+                  </m:limLow>
                 </m:e>
                 <m:sup>
                   <m:r>
@@ -6099,16 +6209,21 @@
                   </m:r>
                 </m:sup>
               </m:sSup>
-              <m:acc>
-                <m:accPr>
-                  <m:chr m:val="̃"/>
-                </m:accPr>
+              <m:limLow>
                 <m:e>
                   <m:r>
                     <m:t>v</m:t>
                   </m:r>
                 </m:e>
-              </m:acc>
+                <m:lim>
+                  <m:r>
+                    <m:rPr>
+                      <m:sty m:val="p"/>
+                    </m:rPr>
+                    <m:t>∼</m:t>
+                  </m:r>
+                </m:lim>
+              </m:limLow>
               <m:r>
                 <m:rPr>
                   <m:sty m:val="p"/>
@@ -6150,16 +6265,21 @@
                   <m:grow/>
                 </m:dPr>
                 <m:e>
-                  <m:acc>
-                    <m:accPr>
-                      <m:chr m:val="̃"/>
-                    </m:accPr>
+                  <m:limLow>
                     <m:e>
                       <m:r>
                         <m:t>u</m:t>
                       </m:r>
                     </m:e>
-                  </m:acc>
+                    <m:lim>
+                      <m:r>
+                        <m:rPr>
+                          <m:sty m:val="p"/>
+                        </m:rPr>
+                        <m:t>∼</m:t>
+                      </m:r>
+                    </m:lim>
+                  </m:limLow>
                   <m:r>
                     <m:rPr>
                       <m:sty m:val="p"/>
@@ -6185,16 +6305,21 @@
                       </m:r>
                     </m:sup>
                   </m:sSup>
-                  <m:acc>
-                    <m:accPr>
-                      <m:chr m:val="̃"/>
-                    </m:accPr>
+                  <m:limLow>
                     <m:e>
                       <m:r>
                         <m:t>v</m:t>
                       </m:r>
                     </m:e>
-                  </m:acc>
+                    <m:lim>
+                      <m:r>
+                        <m:rPr>
+                          <m:sty m:val="p"/>
+                        </m:rPr>
+                        <m:t>∼</m:t>
+                      </m:r>
+                    </m:lim>
+                  </m:limLow>
                 </m:e>
               </m:d>
               <m:r>
@@ -6389,32 +6514,42 @@
             <m:r>
               <m:t>T</m:t>
             </m:r>
-            <m:acc>
-              <m:accPr>
-                <m:chr m:val="̃"/>
-              </m:accPr>
+            <m:limLow>
               <m:e>
                 <m:r>
                   <m:t>u</m:t>
                 </m:r>
               </m:e>
-            </m:acc>
+              <m:lim>
+                <m:r>
+                  <m:rPr>
+                    <m:sty m:val="p"/>
+                  </m:rPr>
+                  <m:t>∼</m:t>
+                </m:r>
+              </m:lim>
+            </m:limLow>
             <m:r>
               <m:rPr>
                 <m:sty m:val="p"/>
               </m:rPr>
               <m:t>,</m:t>
             </m:r>
-            <m:acc>
-              <m:accPr>
-                <m:chr m:val="̃"/>
-              </m:accPr>
+            <m:limLow>
               <m:e>
                 <m:r>
                   <m:t>v</m:t>
                 </m:r>
               </m:e>
-            </m:acc>
+              <m:lim>
+                <m:r>
+                  <m:rPr>
+                    <m:sty m:val="p"/>
+                  </m:rPr>
+                  <m:t>∼</m:t>
+                </m:r>
+              </m:lim>
+            </m:limLow>
           </m:e>
         </m:d>
         <m:r>
@@ -6437,16 +6572,21 @@
             <m:grow/>
           </m:dPr>
           <m:e>
-            <m:acc>
-              <m:accPr>
-                <m:chr m:val="̃"/>
-              </m:accPr>
+            <m:limLow>
               <m:e>
                 <m:r>
                   <m:t>u</m:t>
                 </m:r>
               </m:e>
-            </m:acc>
+              <m:lim>
+                <m:r>
+                  <m:rPr>
+                    <m:sty m:val="p"/>
+                  </m:rPr>
+                  <m:t>∼</m:t>
+                </m:r>
+              </m:lim>
+            </m:limLow>
             <m:r>
               <m:rPr>
                 <m:sty m:val="p"/>
@@ -6468,16 +6608,21 @@
                 </m:r>
               </m:sup>
             </m:sSup>
-            <m:acc>
-              <m:accPr>
-                <m:chr m:val="̃"/>
-              </m:accPr>
+            <m:limLow>
               <m:e>
                 <m:r>
                   <m:t>v</m:t>
                 </m:r>
               </m:e>
-            </m:acc>
+              <m:lim>
+                <m:r>
+                  <m:rPr>
+                    <m:sty m:val="p"/>
+                  </m:rPr>
+                  <m:t>∼</m:t>
+                </m:r>
+              </m:lim>
+            </m:limLow>
           </m:e>
         </m:d>
         <m:r>
@@ -6615,16 +6760,21 @@
       <m:oMath>
         <m:sSup>
           <m:e>
-            <m:acc>
-              <m:accPr>
-                <m:chr m:val="̃"/>
-              </m:accPr>
+            <m:limLow>
               <m:e>
                 <m:r>
                   <m:t>z</m:t>
                 </m:r>
               </m:e>
-            </m:acc>
+              <m:lim>
+                <m:r>
+                  <m:rPr>
+                    <m:sty m:val="p"/>
+                  </m:rPr>
+                  <m:t>∼</m:t>
+                </m:r>
+              </m:lim>
+            </m:limLow>
           </m:e>
           <m:sup>
             <m:r>
@@ -6636,16 +6786,21 @@
             </m:r>
           </m:sup>
         </m:sSup>
-        <m:acc>
-          <m:accPr>
-            <m:chr m:val="̃"/>
-          </m:accPr>
+        <m:limLow>
           <m:e>
             <m:r>
               <m:t>z</m:t>
             </m:r>
           </m:e>
-        </m:acc>
+          <m:lim>
+            <m:r>
+              <m:rPr>
+                <m:sty m:val="p"/>
+              </m:rPr>
+              <m:t>∼</m:t>
+            </m:r>
+          </m:lim>
+        </m:limLow>
       </m:oMath>
       <w:r>
         <w:rPr>
@@ -6671,16 +6826,21 @@
         <w:t xml:space="preserve"> </w:t>
       </w:r>
       <m:oMath>
-        <m:acc>
-          <m:accPr>
-            <m:chr m:val="̃"/>
-          </m:accPr>
+        <m:limLow>
           <m:e>
             <m:r>
               <m:t>z</m:t>
             </m:r>
           </m:e>
-        </m:acc>
+          <m:lim>
+            <m:r>
+              <m:rPr>
+                <m:sty m:val="p"/>
+              </m:rPr>
+              <m:t>∼</m:t>
+            </m:r>
+          </m:lim>
+        </m:limLow>
         <m:r>
           <m:rPr>
             <m:sty m:val="p"/>
@@ -6723,16 +6883,21 @@
                 <m:e>
                   <m:sSup>
                     <m:e>
-                      <m:acc>
-                        <m:accPr>
-                          <m:chr m:val="̃"/>
-                        </m:accPr>
+                      <m:limLow>
                         <m:e>
                           <m:r>
                             <m:t>z</m:t>
                           </m:r>
                         </m:e>
-                      </m:acc>
+                        <m:lim>
+                          <m:r>
+                            <m:rPr>
+                              <m:sty m:val="p"/>
+                            </m:rPr>
+                            <m:t>∼</m:t>
+                          </m:r>
+                        </m:lim>
+                      </m:limLow>
                     </m:e>
                     <m:sup>
                       <m:r>
@@ -6777,16 +6942,21 @@
             <m:e>
               <m:limLow>
                 <m:e>
-                  <m:acc>
-                    <m:accPr>
-                      <m:chr m:val="̃"/>
-                    </m:accPr>
+                  <m:limLow>
                     <m:e>
                       <m:r>
                         <m:t>z</m:t>
                       </m:r>
                     </m:e>
-                  </m:acc>
+                    <m:lim>
+                      <m:r>
+                        <m:rPr>
+                          <m:sty m:val="p"/>
+                        </m:rPr>
+                        <m:t>∼</m:t>
+                      </m:r>
+                    </m:lim>
+                  </m:limLow>
                 </m:e>
                 <m:lim>
                   <m:r>
@@ -6925,16 +7095,21 @@
         <w:t xml:space="preserve"> </w:t>
       </w:r>
       <m:oMath>
-        <m:acc>
-          <m:accPr>
-            <m:chr m:val="̃"/>
-          </m:accPr>
+        <m:limLow>
           <m:e>
             <m:r>
               <m:t>z</m:t>
             </m:r>
           </m:e>
-        </m:acc>
+          <m:lim>
+            <m:r>
+              <m:rPr>
+                <m:sty m:val="p"/>
+              </m:rPr>
+              <m:t>∼</m:t>
+            </m:r>
+          </m:lim>
+        </m:limLow>
         <m:r>
           <m:rPr>
             <m:sty m:val="p"/>
@@ -6943,16 +7118,21 @@
         </m:r>
         <m:sSub>
           <m:e>
-            <m:acc>
-              <m:accPr>
-                <m:chr m:val="̃"/>
-              </m:accPr>
+            <m:limLow>
               <m:e>
                 <m:r>
                   <m:t>0</m:t>
                 </m:r>
               </m:e>
-            </m:acc>
+              <m:lim>
+                <m:r>
+                  <m:rPr>
+                    <m:sty m:val="p"/>
+                  </m:rPr>
+                  <m:t>∼</m:t>
+                </m:r>
+              </m:lim>
+            </m:limLow>
           </m:e>
           <m:sub>
             <m:r>
@@ -7020,16 +7200,21 @@
             <m:e>
               <m:sSup>
                 <m:e>
-                  <m:acc>
-                    <m:accPr>
-                      <m:chr m:val="̃"/>
-                    </m:accPr>
+                  <m:limLow>
                     <m:e>
                       <m:r>
                         <m:t>z</m:t>
                       </m:r>
                     </m:e>
-                  </m:acc>
+                    <m:lim>
+                      <m:r>
+                        <m:rPr>
+                          <m:sty m:val="p"/>
+                        </m:rPr>
+                        <m:t>∼</m:t>
+                      </m:r>
+                    </m:lim>
+                  </m:limLow>
                 </m:e>
                 <m:sup>
                   <m:r>
@@ -7041,16 +7226,21 @@
                   </m:r>
                 </m:sup>
               </m:sSup>
-              <m:acc>
-                <m:accPr>
-                  <m:chr m:val="̃"/>
-                </m:accPr>
+              <m:limLow>
                 <m:e>
                   <m:r>
                     <m:t>z</m:t>
                   </m:r>
                 </m:e>
-              </m:acc>
+                <m:lim>
+                  <m:r>
+                    <m:rPr>
+                      <m:sty m:val="p"/>
+                    </m:rPr>
+                    <m:t>∼</m:t>
+                  </m:r>
+                </m:lim>
+              </m:limLow>
               <m:r>
                 <m:t>&amp;</m:t>
               </m:r>
@@ -7738,16 +7928,21 @@
       <m:oMath>
         <m:sSup>
           <m:e>
-            <m:acc>
-              <m:accPr>
-                <m:chr m:val="̃"/>
-              </m:accPr>
+            <m:limLow>
               <m:e>
                 <m:r>
                   <m:t>z</m:t>
                 </m:r>
               </m:e>
-            </m:acc>
+              <m:lim>
+                <m:r>
+                  <m:rPr>
+                    <m:sty m:val="p"/>
+                  </m:rPr>
+                  <m:t>∼</m:t>
+                </m:r>
+              </m:lim>
+            </m:limLow>
           </m:e>
           <m:sup>
             <m:r>
@@ -7759,16 +7954,21 @@
             </m:r>
           </m:sup>
         </m:sSup>
-        <m:acc>
-          <m:accPr>
-            <m:chr m:val="̃"/>
-          </m:accPr>
+        <m:limLow>
           <m:e>
             <m:r>
               <m:t>z</m:t>
             </m:r>
           </m:e>
-        </m:acc>
+          <m:lim>
+            <m:r>
+              <m:rPr>
+                <m:sty m:val="p"/>
+              </m:rPr>
+              <m:t>∼</m:t>
+            </m:r>
+          </m:lim>
+        </m:limLow>
       </m:oMath>
       <w:r>
         <w:rPr>
@@ -7787,16 +7987,21 @@
         <w:t xml:space="preserve"> </w:t>
       </w:r>
       <m:oMath>
-        <m:acc>
-          <m:accPr>
-            <m:chr m:val="̃"/>
-          </m:accPr>
+        <m:limLow>
           <m:e>
             <m:r>
               <m:t>z</m:t>
             </m:r>
           </m:e>
-        </m:acc>
+          <m:lim>
+            <m:r>
+              <m:rPr>
+                <m:sty m:val="p"/>
+              </m:rPr>
+              <m:t>∼</m:t>
+            </m:r>
+          </m:lim>
+        </m:limLow>
         <m:r>
           <m:rPr>
             <m:sty m:val="p"/>
@@ -7890,16 +8095,21 @@
                     <m:e>
                       <m:sSup>
                         <m:e>
-                          <m:acc>
-                            <m:accPr>
-                              <m:chr m:val="̃"/>
-                            </m:accPr>
+                          <m:limLow>
                             <m:e>
                               <m:r>
                                 <m:t>z</m:t>
                               </m:r>
                             </m:e>
-                          </m:acc>
+                            <m:lim>
+                              <m:r>
+                                <m:rPr>
+                                  <m:sty m:val="p"/>
+                                </m:rPr>
+                                <m:t>∼</m:t>
+                              </m:r>
+                            </m:lim>
+                          </m:limLow>
                         </m:e>
                         <m:sup>
                           <m:r>
@@ -7944,16 +8154,21 @@
                 <m:e>
                   <m:limLow>
                     <m:e>
-                      <m:acc>
-                        <m:accPr>
-                          <m:chr m:val="̃"/>
-                        </m:accPr>
+                      <m:limLow>
                         <m:e>
                           <m:r>
                             <m:t>z</m:t>
                           </m:r>
                         </m:e>
-                      </m:acc>
+                        <m:lim>
+                          <m:r>
+                            <m:rPr>
+                              <m:sty m:val="p"/>
+                            </m:rPr>
+                            <m:t>∼</m:t>
+                          </m:r>
+                        </m:lim>
+                      </m:limLow>
                     </m:e>
                     <m:lim>
                       <m:r>
@@ -8659,16 +8874,21 @@
         <w:t xml:space="preserve"> </w:t>
       </w:r>
       <m:oMath>
-        <m:acc>
-          <m:accPr>
-            <m:chr m:val="̃"/>
-          </m:accPr>
+        <m:limLow>
           <m:e>
             <m:r>
               <m:t>x</m:t>
             </m:r>
           </m:e>
-        </m:acc>
+          <m:lim>
+            <m:r>
+              <m:rPr>
+                <m:sty m:val="p"/>
+              </m:rPr>
+              <m:t>∼</m:t>
+            </m:r>
+          </m:lim>
+        </m:limLow>
       </m:oMath>
       <w:r>
         <w:t xml:space="preserve">,</w:t>
@@ -8679,16 +8899,21 @@
       <m:oMath>
         <m:sSup>
           <m:e>
-            <m:acc>
-              <m:accPr>
-                <m:chr m:val="̃"/>
-              </m:accPr>
+            <m:limLow>
               <m:e>
                 <m:r>
                   <m:t>x</m:t>
                 </m:r>
               </m:e>
-            </m:acc>
+              <m:lim>
+                <m:r>
+                  <m:rPr>
+                    <m:sty m:val="p"/>
+                  </m:rPr>
+                  <m:t>∼</m:t>
+                </m:r>
+              </m:lim>
+            </m:limLow>
           </m:e>
           <m:sup>
             <m:r>
@@ -8699,16 +8924,21 @@
             </m:r>
           </m:sup>
         </m:sSup>
-        <m:acc>
-          <m:accPr>
-            <m:chr m:val="̃"/>
-          </m:accPr>
+        <m:limLow>
           <m:e>
             <m:r>
               <m:t>x</m:t>
             </m:r>
           </m:e>
-        </m:acc>
+          <m:lim>
+            <m:r>
+              <m:rPr>
+                <m:sty m:val="p"/>
+              </m:rPr>
+              <m:t>∼</m:t>
+            </m:r>
+          </m:lim>
+        </m:limLow>
         <m:r>
           <m:rPr>
             <m:sty m:val="p"/>
@@ -8786,16 +9016,21 @@
         <w:t xml:space="preserve"> </w:t>
       </w:r>
       <m:oMath>
-        <m:acc>
-          <m:accPr>
-            <m:chr m:val="̃"/>
-          </m:accPr>
+        <m:limLow>
           <m:e>
             <m:r>
               <m:t>x</m:t>
             </m:r>
           </m:e>
-        </m:acc>
+          <m:lim>
+            <m:r>
+              <m:rPr>
+                <m:sty m:val="p"/>
+              </m:rPr>
+              <m:t>∼</m:t>
+            </m:r>
+          </m:lim>
+        </m:limLow>
       </m:oMath>
       <w:r>
         <w:t xml:space="preserve"> </w:t>
@@ -8819,16 +9054,21 @@
         <w:t xml:space="preserve"> </w:t>
       </w:r>
       <m:oMath>
-        <m:acc>
-          <m:accPr>
-            <m:chr m:val="̃"/>
-          </m:accPr>
+        <m:limLow>
           <m:e>
             <m:r>
               <m:t>z</m:t>
             </m:r>
           </m:e>
-        </m:acc>
+          <m:lim>
+            <m:r>
+              <m:rPr>
+                <m:sty m:val="p"/>
+              </m:rPr>
+              <m:t>∼</m:t>
+            </m:r>
+          </m:lim>
+        </m:limLow>
         <m:r>
           <m:rPr>
             <m:sty m:val="p"/>
@@ -8893,16 +9133,21 @@
                     <m:e>
                       <m:sSup>
                         <m:e>
-                          <m:acc>
-                            <m:accPr>
-                              <m:chr m:val="̃"/>
-                            </m:accPr>
+                          <m:limLow>
                             <m:e>
                               <m:r>
                                 <m:t>z</m:t>
                               </m:r>
                             </m:e>
-                          </m:acc>
+                            <m:lim>
+                              <m:r>
+                                <m:rPr>
+                                  <m:sty m:val="p"/>
+                                </m:rPr>
+                                <m:t>∼</m:t>
+                              </m:r>
+                            </m:lim>
+                          </m:limLow>
                         </m:e>
                         <m:sup>
                           <m:r>
@@ -8946,16 +9191,21 @@
                 <m:e>
                   <m:limLow>
                     <m:e>
-                      <m:acc>
-                        <m:accPr>
-                          <m:chr m:val="̃"/>
-                        </m:accPr>
+                      <m:limLow>
                         <m:e>
                           <m:r>
                             <m:t>z</m:t>
                           </m:r>
                         </m:e>
-                      </m:acc>
+                        <m:lim>
+                          <m:r>
+                            <m:rPr>
+                              <m:sty m:val="p"/>
+                            </m:rPr>
+                            <m:t>∼</m:t>
+                          </m:r>
+                        </m:lim>
+                      </m:limLow>
                     </m:e>
                     <m:lim>
                       <m:r>
@@ -9156,16 +9406,21 @@
         <w:t xml:space="preserve"> </w:t>
       </w:r>
       <m:oMath>
-        <m:acc>
-          <m:accPr>
-            <m:chr m:val="̃"/>
-          </m:accPr>
+        <m:limLow>
           <m:e>
             <m:r>
               <m:t>z</m:t>
             </m:r>
           </m:e>
-        </m:acc>
+          <m:lim>
+            <m:r>
+              <m:rPr>
+                <m:sty m:val="p"/>
+              </m:rPr>
+              <m:t>∼</m:t>
+            </m:r>
+          </m:lim>
+        </m:limLow>
         <m:r>
           <m:rPr>
             <m:sty m:val="p"/>
@@ -9174,16 +9429,21 @@
         </m:r>
         <m:sSub>
           <m:e>
-            <m:acc>
-              <m:accPr>
-                <m:chr m:val="̃"/>
-              </m:accPr>
+            <m:limLow>
               <m:e>
                 <m:r>
                   <m:t>0</m:t>
                 </m:r>
               </m:e>
-            </m:acc>
+              <m:lim>
+                <m:r>
+                  <m:rPr>
+                    <m:sty m:val="p"/>
+                  </m:rPr>
+                  <m:t>∼</m:t>
+                </m:r>
+              </m:lim>
+            </m:limLow>
           </m:e>
           <m:sub>
             <m:r>
@@ -9228,16 +9488,21 @@
                     <m:e>
                       <m:sSup>
                         <m:e>
-                          <m:acc>
-                            <m:accPr>
-                              <m:chr m:val="̃"/>
-                            </m:accPr>
+                          <m:limLow>
                             <m:e>
                               <m:r>
                                 <m:t>z</m:t>
                               </m:r>
                             </m:e>
-                          </m:acc>
+                            <m:lim>
+                              <m:r>
+                                <m:rPr>
+                                  <m:sty m:val="p"/>
+                                </m:rPr>
+                                <m:t>∼</m:t>
+                              </m:r>
+                            </m:lim>
+                          </m:limLow>
                         </m:e>
                         <m:sup>
                           <m:r>
@@ -9282,16 +9547,21 @@
                 <m:e>
                   <m:limLow>
                     <m:e>
-                      <m:acc>
-                        <m:accPr>
-                          <m:chr m:val="̃"/>
-                        </m:accPr>
+                      <m:limLow>
                         <m:e>
                           <m:r>
                             <m:t>z</m:t>
                           </m:r>
                         </m:e>
-                      </m:acc>
+                        <m:lim>
+                          <m:r>
+                            <m:rPr>
+                              <m:sty m:val="p"/>
+                            </m:rPr>
+                            <m:t>∼</m:t>
+                          </m:r>
+                        </m:lim>
+                      </m:limLow>
                     </m:e>
                     <m:lim>
                       <m:r>
@@ -9862,32 +10132,42 @@
               </m:rPr>
               <m:t>A</m:t>
             </m:r>
-            <m:acc>
-              <m:accPr>
-                <m:chr m:val="̃"/>
-              </m:accPr>
+            <m:limLow>
               <m:e>
                 <m:r>
                   <m:t>u</m:t>
                 </m:r>
               </m:e>
-            </m:acc>
+              <m:lim>
+                <m:r>
+                  <m:rPr>
+                    <m:sty m:val="p"/>
+                  </m:rPr>
+                  <m:t>∼</m:t>
+                </m:r>
+              </m:lim>
+            </m:limLow>
             <m:r>
               <m:rPr>
                 <m:sty m:val="p"/>
               </m:rPr>
               <m:t>,</m:t>
             </m:r>
-            <m:acc>
-              <m:accPr>
-                <m:chr m:val="̃"/>
-              </m:accPr>
+            <m:limLow>
               <m:e>
                 <m:r>
                   <m:t>v</m:t>
                 </m:r>
               </m:e>
-            </m:acc>
+              <m:lim>
+                <m:r>
+                  <m:rPr>
+                    <m:sty m:val="p"/>
+                  </m:rPr>
+                  <m:t>∼</m:t>
+                </m:r>
+              </m:lim>
+            </m:limLow>
           </m:e>
         </m:d>
         <m:r>
@@ -9910,16 +10190,21 @@
             <m:grow/>
           </m:dPr>
           <m:e>
-            <m:acc>
-              <m:accPr>
-                <m:chr m:val="̃"/>
-              </m:accPr>
+            <m:limLow>
               <m:e>
                 <m:r>
                   <m:t>u</m:t>
                 </m:r>
               </m:e>
-            </m:acc>
+              <m:lim>
+                <m:r>
+                  <m:rPr>
+                    <m:sty m:val="p"/>
+                  </m:rPr>
+                  <m:t>∼</m:t>
+                </m:r>
+              </m:lim>
+            </m:limLow>
             <m:r>
               <m:rPr>
                 <m:sty m:val="p"/>
@@ -9932,16 +10217,21 @@
               </m:rPr>
               <m:t>A</m:t>
             </m:r>
-            <m:acc>
-              <m:accPr>
-                <m:chr m:val="̃"/>
-              </m:accPr>
+            <m:limLow>
               <m:e>
                 <m:r>
                   <m:t>v</m:t>
                 </m:r>
               </m:e>
-            </m:acc>
+              <m:lim>
+                <m:r>
+                  <m:rPr>
+                    <m:sty m:val="p"/>
+                  </m:rPr>
+                  <m:t>∼</m:t>
+                </m:r>
+              </m:lim>
+            </m:limLow>
           </m:e>
         </m:d>
         <m:r>
@@ -9958,32 +10248,42 @@
         <w:t xml:space="preserve"> </w:t>
       </w:r>
       <m:oMath>
-        <m:acc>
-          <m:accPr>
-            <m:chr m:val="̃"/>
-          </m:accPr>
+        <m:limLow>
           <m:e>
             <m:r>
               <m:t>u</m:t>
             </m:r>
           </m:e>
-        </m:acc>
+          <m:lim>
+            <m:r>
+              <m:rPr>
+                <m:sty m:val="p"/>
+              </m:rPr>
+              <m:t>∼</m:t>
+            </m:r>
+          </m:lim>
+        </m:limLow>
         <m:r>
           <m:rPr>
             <m:sty m:val="p"/>
           </m:rPr>
           <m:t>,</m:t>
         </m:r>
-        <m:acc>
-          <m:accPr>
-            <m:chr m:val="̃"/>
-          </m:accPr>
+        <m:limLow>
           <m:e>
             <m:r>
               <m:t>v</m:t>
             </m:r>
           </m:e>
-        </m:acc>
+          <m:lim>
+            <m:r>
+              <m:rPr>
+                <m:sty m:val="p"/>
+              </m:rPr>
+              <m:t>∼</m:t>
+            </m:r>
+          </m:lim>
+        </m:limLow>
         <m:r>
           <m:rPr>
             <m:sty m:val="p"/>
